--- a/Knowledge/3-Work knowledge/1-Software Engineering/1-Testing/5-My Source/1-ISTQB Foundation Level/1-Testing terms/6-Types of Maintenance Testing - Retest (confirmation), Regression and Impact Analysis.docx
+++ b/Knowledge/3-Work knowledge/1-Software Engineering/1-Testing/5-My Source/1-ISTQB Foundation Level/1-Testing terms/6-Types of Maintenance Testing - Retest (confirmation), Regression and Impact Analysis.docx
@@ -39,21 +39,12 @@
         </w:rPr>
         <w:t xml:space="preserve">: </w:t>
       </w:r>
-      <w:proofErr w:type="spellStart"/>
       <w:r>
         <w:rPr>
           <w:b/>
           <w:shd w:val="clear" w:color="auto" w:fill="B7B7B7"/>
         </w:rPr>
-        <w:t>Chatgpt</w:t>
-      </w:r>
-      <w:proofErr w:type="spellEnd"/>
-      <w:r>
-        <w:rPr>
-          <w:b/>
-          <w:shd w:val="clear" w:color="auto" w:fill="B7B7B7"/>
-        </w:rPr>
-        <w:t xml:space="preserve"> </w:t>
+        <w:t xml:space="preserve">Chatgpt </w:t>
       </w:r>
       <w:r>
         <w:rPr>
@@ -62,7 +53,26 @@
           <w:szCs w:val="14"/>
           <w:shd w:val="clear" w:color="auto" w:fill="B7B7B7"/>
         </w:rPr>
-        <w:t>(GPT-5-Standard) at [8/12/2025]</w:t>
+        <w:t>(GPT</w:t>
+      </w:r>
+      <w:r>
+        <w:rPr>
+          <w:rFonts w:ascii="Cambria Math" w:hAnsi="Cambria Math" w:cs="Cambria Math"/>
+          <w:b/>
+          <w:sz w:val="14"/>
+          <w:szCs w:val="14"/>
+          <w:shd w:val="clear" w:color="auto" w:fill="B7B7B7"/>
+        </w:rPr>
+        <w:t>‑</w:t>
+      </w:r>
+      <w:r>
+        <w:rPr>
+          <w:b/>
+          <w:sz w:val="14"/>
+          <w:szCs w:val="14"/>
+          <w:shd w:val="clear" w:color="auto" w:fill="B7B7B7"/>
+        </w:rPr>
+        <w:t>5 Mini) at [8/12/2025]</w:t>
       </w:r>
     </w:p>
     <w:p>
@@ -191,21 +201,7 @@
         <w:rPr>
           <w:rFonts w:ascii="Roboto Mono" w:eastAsia="Roboto Mono" w:hAnsi="Roboto Mono" w:cs="Roboto Mono"/>
         </w:rPr>
-        <w:t xml:space="preserve"> Immediately after a </w:t>
-      </w:r>
-      <w:proofErr w:type="gramStart"/>
-      <w:r>
-        <w:rPr>
-          <w:rFonts w:ascii="Roboto Mono" w:eastAsia="Roboto Mono" w:hAnsi="Roboto Mono" w:cs="Roboto Mono"/>
-        </w:rPr>
-        <w:t>developer claims</w:t>
-      </w:r>
-      <w:proofErr w:type="gramEnd"/>
-      <w:r>
-        <w:rPr>
-          <w:rFonts w:ascii="Roboto Mono" w:eastAsia="Roboto Mono" w:hAnsi="Roboto Mono" w:cs="Roboto Mono"/>
-        </w:rPr>
-        <w:t xml:space="preserve"> to have fixed the defect.</w:t>
+        <w:t xml:space="preserve"> Immediately after a developer claims to have fixed the defect.</w:t>
       </w:r>
       <w:r>
         <w:rPr>
@@ -315,7 +311,7 @@
     </w:p>
     <w:p>
       <w:r>
-        <w:pict w14:anchorId="743CC06E">
+        <w:pict w14:anchorId="7BE7C9BD">
           <v:rect id="_x0000_i1025" style="width:0;height:1.5pt" o:hralign="center" o:hrstd="t" o:hr="t" fillcolor="#a0a0a0" stroked="f"/>
         </w:pict>
       </w:r>
@@ -347,21 +343,12 @@
         </w:rPr>
         <w:t xml:space="preserve">: </w:t>
       </w:r>
-      <w:proofErr w:type="spellStart"/>
       <w:r>
         <w:rPr>
           <w:b/>
           <w:shd w:val="clear" w:color="auto" w:fill="B7B7B7"/>
         </w:rPr>
-        <w:t>Chatgpt</w:t>
-      </w:r>
-      <w:proofErr w:type="spellEnd"/>
-      <w:r>
-        <w:rPr>
-          <w:b/>
-          <w:shd w:val="clear" w:color="auto" w:fill="B7B7B7"/>
-        </w:rPr>
-        <w:t xml:space="preserve"> </w:t>
+        <w:t xml:space="preserve">Chatgpt </w:t>
       </w:r>
       <w:r>
         <w:rPr>
@@ -370,7 +357,26 @@
           <w:szCs w:val="14"/>
           <w:shd w:val="clear" w:color="auto" w:fill="B7B7B7"/>
         </w:rPr>
-        <w:t>(GPT-5-Standard) at [8/12/2025]</w:t>
+        <w:t>(GPT</w:t>
+      </w:r>
+      <w:r>
+        <w:rPr>
+          <w:rFonts w:ascii="Cambria Math" w:hAnsi="Cambria Math" w:cs="Cambria Math"/>
+          <w:b/>
+          <w:sz w:val="14"/>
+          <w:szCs w:val="14"/>
+          <w:shd w:val="clear" w:color="auto" w:fill="B7B7B7"/>
+        </w:rPr>
+        <w:t>‑</w:t>
+      </w:r>
+      <w:r>
+        <w:rPr>
+          <w:b/>
+          <w:sz w:val="14"/>
+          <w:szCs w:val="14"/>
+          <w:shd w:val="clear" w:color="auto" w:fill="B7B7B7"/>
+        </w:rPr>
+        <w:t>5 Mini) at [8/12/2025]</w:t>
       </w:r>
     </w:p>
     <w:p>
@@ -453,7 +459,6 @@
           <w:rFonts w:ascii="Roboto Mono" w:eastAsia="Roboto Mono" w:hAnsi="Roboto Mono" w:cs="Roboto Mono"/>
           <w:b/>
         </w:rPr>
-        <w:lastRenderedPageBreak/>
         <w:t>Scope:</w:t>
       </w:r>
       <w:r>
@@ -481,6 +486,7 @@
           <w:rFonts w:ascii="Roboto Mono" w:eastAsia="Roboto Mono" w:hAnsi="Roboto Mono" w:cs="Roboto Mono"/>
           <w:b/>
         </w:rPr>
+        <w:lastRenderedPageBreak/>
         <w:t>When:</w:t>
       </w:r>
       <w:r>
@@ -585,21 +591,12 @@
         </w:rPr>
         <w:t xml:space="preserve">: </w:t>
       </w:r>
-      <w:proofErr w:type="spellStart"/>
       <w:r>
         <w:rPr>
           <w:b/>
           <w:shd w:val="clear" w:color="auto" w:fill="B7B7B7"/>
         </w:rPr>
-        <w:t>Chatgpt</w:t>
-      </w:r>
-      <w:proofErr w:type="spellEnd"/>
-      <w:r>
-        <w:rPr>
-          <w:b/>
-          <w:shd w:val="clear" w:color="auto" w:fill="B7B7B7"/>
-        </w:rPr>
-        <w:t xml:space="preserve"> </w:t>
+        <w:t xml:space="preserve">Chatgpt </w:t>
       </w:r>
       <w:r>
         <w:rPr>
@@ -608,7 +605,26 @@
           <w:szCs w:val="14"/>
           <w:shd w:val="clear" w:color="auto" w:fill="B7B7B7"/>
         </w:rPr>
-        <w:t>(GPT-5-Standard) at [8/22/2025]</w:t>
+        <w:t>(GPT</w:t>
+      </w:r>
+      <w:r>
+        <w:rPr>
+          <w:rFonts w:ascii="Cambria Math" w:hAnsi="Cambria Math" w:cs="Cambria Math"/>
+          <w:b/>
+          <w:sz w:val="14"/>
+          <w:szCs w:val="14"/>
+          <w:shd w:val="clear" w:color="auto" w:fill="B7B7B7"/>
+        </w:rPr>
+        <w:t>‑</w:t>
+      </w:r>
+      <w:r>
+        <w:rPr>
+          <w:b/>
+          <w:sz w:val="14"/>
+          <w:szCs w:val="14"/>
+          <w:shd w:val="clear" w:color="auto" w:fill="B7B7B7"/>
+        </w:rPr>
+        <w:t>5 Mini) at [8/22/2025]</w:t>
       </w:r>
     </w:p>
     <w:p>
@@ -780,8 +796,7 @@
     </w:p>
     <w:p>
       <w:r>
-        <w:lastRenderedPageBreak/>
-        <w:pict w14:anchorId="59AF3412">
+        <w:pict w14:anchorId="06334309">
           <v:rect id="_x0000_i1026" style="width:0;height:1.5pt" o:hralign="center" o:hrstd="t" o:hr="t" fillcolor="#a0a0a0" stroked="f"/>
         </w:pict>
       </w:r>
@@ -793,6 +808,7 @@
       <w:bookmarkStart w:id="4" w:name="_91vj1nai0nza" w:colFirst="0" w:colLast="0"/>
       <w:bookmarkEnd w:id="4"/>
       <w:r>
+        <w:lastRenderedPageBreak/>
         <w:t>Key Difference Table</w:t>
       </w:r>
     </w:p>
@@ -813,21 +829,12 @@
         </w:rPr>
         <w:t xml:space="preserve">: </w:t>
       </w:r>
-      <w:proofErr w:type="spellStart"/>
       <w:r>
         <w:rPr>
           <w:b/>
           <w:shd w:val="clear" w:color="auto" w:fill="B7B7B7"/>
         </w:rPr>
-        <w:t>Chatgpt</w:t>
-      </w:r>
-      <w:proofErr w:type="spellEnd"/>
-      <w:r>
-        <w:rPr>
-          <w:b/>
-          <w:shd w:val="clear" w:color="auto" w:fill="B7B7B7"/>
-        </w:rPr>
-        <w:t xml:space="preserve"> </w:t>
+        <w:t xml:space="preserve">Chatgpt </w:t>
       </w:r>
       <w:r>
         <w:rPr>
@@ -836,7 +843,26 @@
           <w:szCs w:val="14"/>
           <w:shd w:val="clear" w:color="auto" w:fill="B7B7B7"/>
         </w:rPr>
-        <w:t>(GPT-5-Standard) at [8/22/2025]</w:t>
+        <w:t>(GPT</w:t>
+      </w:r>
+      <w:r>
+        <w:rPr>
+          <w:rFonts w:ascii="Cambria Math" w:hAnsi="Cambria Math" w:cs="Cambria Math"/>
+          <w:b/>
+          <w:sz w:val="14"/>
+          <w:szCs w:val="14"/>
+          <w:shd w:val="clear" w:color="auto" w:fill="B7B7B7"/>
+        </w:rPr>
+        <w:t>‑</w:t>
+      </w:r>
+      <w:r>
+        <w:rPr>
+          <w:b/>
+          <w:sz w:val="14"/>
+          <w:szCs w:val="14"/>
+          <w:shd w:val="clear" w:color="auto" w:fill="B7B7B7"/>
+        </w:rPr>
+        <w:t>5 Mini) at [8/22/2025]</w:t>
       </w:r>
     </w:p>
     <w:p>
@@ -845,7 +871,7 @@
           <w:noProof/>
         </w:rPr>
         <w:drawing>
-          <wp:inline distT="114300" distB="114300" distL="114300" distR="114300" wp14:anchorId="316D76F9" wp14:editId="4F79FF87">
+          <wp:inline distT="114300" distB="114300" distL="114300" distR="114300" wp14:anchorId="4504BB8A" wp14:editId="619B75FF">
             <wp:extent cx="5943600" cy="1993900"/>
             <wp:effectExtent l="0" t="0" r="0" b="0"/>
             <wp:docPr id="1" name="image1.png"/>
@@ -884,9 +910,7 @@
     <w:p/>
     <w:tbl>
       <w:tblPr>
-        <w:tblStyle w:val="a"/>
         <w:tblW w:w="9359" w:type="dxa"/>
-        <w:tblInd w:w="0" w:type="dxa"/>
         <w:tblBorders>
           <w:top w:val="nil"/>
           <w:left w:val="nil"/>
@@ -1551,11 +1575,12 @@
     </w:p>
     <w:p>
       <w:r>
-        <w:pict w14:anchorId="164CCC6A">
+        <w:pict w14:anchorId="779F6EFB">
           <v:rect id="_x0000_i1027" style="width:0;height:1.5pt" o:hralign="center" o:hrstd="t" o:hr="t" fillcolor="#a0a0a0" stroked="f"/>
         </w:pict>
       </w:r>
     </w:p>
+    <w:p/>
     <w:sectPr>
       <w:pgSz w:w="12240" w:h="15840"/>
       <w:pgMar w:top="1440" w:right="1440" w:bottom="1440" w:left="1440" w:header="720" w:footer="720" w:gutter="0"/>
@@ -1569,13 +1594,13 @@
 <file path=word/numbering.xml><?xml version="1.0" encoding="utf-8"?>
 <w:numbering xmlns:wpc="http://schemas.microsoft.com/office/word/2010/wordprocessingCanvas" xmlns:cx="http://schemas.microsoft.com/office/drawing/2014/chartex" xmlns:cx1="http://schemas.microsoft.com/office/drawing/2015/9/8/chartex" xmlns:cx2="http://schemas.microsoft.com/office/drawing/2015/10/21/chartex" xmlns:cx3="http://schemas.microsoft.com/office/drawing/2016/5/9/chartex" xmlns:cx4="http://schemas.microsoft.com/office/drawing/2016/5/10/chartex" xmlns:cx5="http://schemas.microsoft.com/office/drawing/2016/5/11/chartex" xmlns:cx6="http://schemas.microsoft.com/office/drawing/2016/5/12/chartex" xmlns:cx7="http://schemas.microsoft.com/office/drawing/2016/5/13/chartex" xmlns:cx8="http://schemas.microsoft.com/office/drawing/2016/5/14/chartex" xmlns:mc="http://schemas.openxmlformats.org/markup-compatibility/2006" xmlns:aink="http://schemas.microsoft.com/office/drawing/2016/ink" xmlns:am3d="http://schemas.microsoft.com/office/drawing/2017/model3d" xmlns:o="urn:schemas-microsoft-com:office:office" xmlns:oel="http://schemas.microsoft.com/office/2019/extlst" xmlns:r="http://schemas.openxmlformats.org/officeDocument/2006/relationships" xmlns:m="http://schemas.openxmlformats.org/officeDocument/2006/math" xmlns:v="urn:schemas-microsoft-com:vml" xmlns:wp14="http://schemas.microsoft.com/office/word/2010/wordprocessingDrawing" xmlns:wp="http://schemas.openxmlformats.org/drawingml/2006/wordprocessingDrawing" xmlns:w10="urn:schemas-microsoft-com:office:word" xmlns:w="http://schemas.openxmlformats.org/wordprocessingml/2006/main" xmlns:w14="http://schemas.microsoft.com/office/word/2010/wordml" xmlns:w15="http://schemas.microsoft.com/office/word/2012/wordml" xmlns:w16cex="http://schemas.microsoft.com/office/word/2018/wordml/cex" xmlns:w16cid="http://schemas.microsoft.com/office/word/2016/wordml/cid" xmlns:w16="http://schemas.microsoft.com/office/word/2018/wordml" xmlns:w16du="http://schemas.microsoft.com/office/word/2023/wordml/word16du" xmlns:w16sdtdh="http://schemas.microsoft.com/office/word/2020/wordml/sdtdatahash" xmlns:w16sdtfl="http://schemas.microsoft.com/office/word/2024/wordml/sdtformatlock" xmlns:w16se="http://schemas.microsoft.com/office/word/2015/wordml/symex" xmlns:wpg="http://schemas.microsoft.com/office/word/2010/wordprocessingGroup" xmlns:wpi="http://schemas.microsoft.com/office/word/2010/wordprocessingInk" xmlns:wne="http://schemas.microsoft.com/office/word/2006/wordml" xmlns:wps="http://schemas.microsoft.com/office/word/2010/wordprocessingShape" mc:Ignorable="w14 w15 w16se w16cid w16 w16cex w16sdtdh w16sdtfl w16du wp14">
   <w:abstractNum w:abstractNumId="0" w15:restartNumberingAfterBreak="0">
-    <w:nsid w:val="03A573C4"/>
+    <w:nsid w:val="0E65749D"/>
     <w:multiLevelType w:val="multilevel"/>
-    <w:tmpl w:val="E8A2182C"/>
+    <w:tmpl w:val="F5B85A0E"/>
     <w:lvl w:ilvl="0">
       <w:start w:val="1"/>
-      <w:numFmt w:val="decimal"/>
-      <w:lvlText w:val="%1."/>
+      <w:numFmt w:val="bullet"/>
+      <w:lvlText w:val="●"/>
       <w:lvlJc w:val="left"/>
       <w:pPr>
         <w:ind w:left="720" w:hanging="360"/>
@@ -1598,8 +1623,8 @@
     </w:lvl>
     <w:lvl w:ilvl="2">
       <w:start w:val="1"/>
-      <w:numFmt w:val="lowerRoman"/>
-      <w:lvlText w:val="%3."/>
+      <w:numFmt w:val="bullet"/>
+      <w:lvlText w:val="■"/>
       <w:lvlJc w:val="left"/>
       <w:pPr>
         <w:ind w:left="2160" w:hanging="360"/>
@@ -1610,8 +1635,8 @@
     </w:lvl>
     <w:lvl w:ilvl="3">
       <w:start w:val="1"/>
-      <w:numFmt w:val="decimal"/>
-      <w:lvlText w:val="%4."/>
+      <w:numFmt w:val="bullet"/>
+      <w:lvlText w:val="●"/>
       <w:lvlJc w:val="left"/>
       <w:pPr>
         <w:ind w:left="2880" w:hanging="360"/>
@@ -1622,8 +1647,8 @@
     </w:lvl>
     <w:lvl w:ilvl="4">
       <w:start w:val="1"/>
-      <w:numFmt w:val="lowerLetter"/>
-      <w:lvlText w:val="%5."/>
+      <w:numFmt w:val="bullet"/>
+      <w:lvlText w:val="○"/>
       <w:lvlJc w:val="left"/>
       <w:pPr>
         <w:ind w:left="3600" w:hanging="360"/>
@@ -1634,8 +1659,8 @@
     </w:lvl>
     <w:lvl w:ilvl="5">
       <w:start w:val="1"/>
-      <w:numFmt w:val="lowerRoman"/>
-      <w:lvlText w:val="%6."/>
+      <w:numFmt w:val="bullet"/>
+      <w:lvlText w:val="■"/>
       <w:lvlJc w:val="left"/>
       <w:pPr>
         <w:ind w:left="4320" w:hanging="360"/>
@@ -1646,8 +1671,8 @@
     </w:lvl>
     <w:lvl w:ilvl="6">
       <w:start w:val="1"/>
-      <w:numFmt w:val="decimal"/>
-      <w:lvlText w:val="%7."/>
+      <w:numFmt w:val="bullet"/>
+      <w:lvlText w:val="●"/>
       <w:lvlJc w:val="left"/>
       <w:pPr>
         <w:ind w:left="5040" w:hanging="360"/>
@@ -1658,8 +1683,8 @@
     </w:lvl>
     <w:lvl w:ilvl="7">
       <w:start w:val="1"/>
-      <w:numFmt w:val="lowerLetter"/>
-      <w:lvlText w:val="%8."/>
+      <w:numFmt w:val="bullet"/>
+      <w:lvlText w:val="○"/>
       <w:lvlJc w:val="left"/>
       <w:pPr>
         <w:ind w:left="5760" w:hanging="360"/>
@@ -1670,8 +1695,8 @@
     </w:lvl>
     <w:lvl w:ilvl="8">
       <w:start w:val="1"/>
-      <w:numFmt w:val="lowerRoman"/>
-      <w:lvlText w:val="%9."/>
+      <w:numFmt w:val="bullet"/>
+      <w:lvlText w:val="■"/>
       <w:lvlJc w:val="left"/>
       <w:pPr>
         <w:ind w:left="6480" w:hanging="360"/>
@@ -1682,9 +1707,9 @@
     </w:lvl>
   </w:abstractNum>
   <w:abstractNum w:abstractNumId="1" w15:restartNumberingAfterBreak="0">
-    <w:nsid w:val="0D373BB3"/>
+    <w:nsid w:val="5FE36363"/>
     <w:multiLevelType w:val="multilevel"/>
-    <w:tmpl w:val="289C6696"/>
+    <w:tmpl w:val="1E3C6690"/>
     <w:lvl w:ilvl="0">
       <w:start w:val="1"/>
       <w:numFmt w:val="bullet"/>
@@ -1795,9 +1820,9 @@
     </w:lvl>
   </w:abstractNum>
   <w:abstractNum w:abstractNumId="2" w15:restartNumberingAfterBreak="0">
-    <w:nsid w:val="0E65749D"/>
+    <w:nsid w:val="7E8054AD"/>
     <w:multiLevelType w:val="multilevel"/>
-    <w:tmpl w:val="F5B85A0E"/>
+    <w:tmpl w:val="8F2611C4"/>
     <w:lvl w:ilvl="0">
       <w:start w:val="1"/>
       <w:numFmt w:val="bullet"/>
@@ -1907,594 +1932,14 @@
       </w:rPr>
     </w:lvl>
   </w:abstractNum>
-  <w:abstractNum w:abstractNumId="3" w15:restartNumberingAfterBreak="0">
-    <w:nsid w:val="1B8610C6"/>
-    <w:multiLevelType w:val="multilevel"/>
-    <w:tmpl w:val="469A130A"/>
-    <w:lvl w:ilvl="0">
-      <w:start w:val="1"/>
-      <w:numFmt w:val="bullet"/>
-      <w:lvlText w:val="●"/>
-      <w:lvlJc w:val="left"/>
-      <w:pPr>
-        <w:ind w:left="720" w:hanging="360"/>
-      </w:pPr>
-      <w:rPr>
-        <w:u w:val="none"/>
-      </w:rPr>
-    </w:lvl>
-    <w:lvl w:ilvl="1">
-      <w:start w:val="1"/>
-      <w:numFmt w:val="bullet"/>
-      <w:lvlText w:val="○"/>
-      <w:lvlJc w:val="left"/>
-      <w:pPr>
-        <w:ind w:left="1440" w:hanging="360"/>
-      </w:pPr>
-      <w:rPr>
-        <w:u w:val="none"/>
-      </w:rPr>
-    </w:lvl>
-    <w:lvl w:ilvl="2">
-      <w:start w:val="1"/>
-      <w:numFmt w:val="bullet"/>
-      <w:lvlText w:val="■"/>
-      <w:lvlJc w:val="left"/>
-      <w:pPr>
-        <w:ind w:left="2160" w:hanging="360"/>
-      </w:pPr>
-      <w:rPr>
-        <w:u w:val="none"/>
-      </w:rPr>
-    </w:lvl>
-    <w:lvl w:ilvl="3">
-      <w:start w:val="1"/>
-      <w:numFmt w:val="bullet"/>
-      <w:lvlText w:val="●"/>
-      <w:lvlJc w:val="left"/>
-      <w:pPr>
-        <w:ind w:left="2880" w:hanging="360"/>
-      </w:pPr>
-      <w:rPr>
-        <w:u w:val="none"/>
-      </w:rPr>
-    </w:lvl>
-    <w:lvl w:ilvl="4">
-      <w:start w:val="1"/>
-      <w:numFmt w:val="bullet"/>
-      <w:lvlText w:val="○"/>
-      <w:lvlJc w:val="left"/>
-      <w:pPr>
-        <w:ind w:left="3600" w:hanging="360"/>
-      </w:pPr>
-      <w:rPr>
-        <w:u w:val="none"/>
-      </w:rPr>
-    </w:lvl>
-    <w:lvl w:ilvl="5">
-      <w:start w:val="1"/>
-      <w:numFmt w:val="bullet"/>
-      <w:lvlText w:val="■"/>
-      <w:lvlJc w:val="left"/>
-      <w:pPr>
-        <w:ind w:left="4320" w:hanging="360"/>
-      </w:pPr>
-      <w:rPr>
-        <w:u w:val="none"/>
-      </w:rPr>
-    </w:lvl>
-    <w:lvl w:ilvl="6">
-      <w:start w:val="1"/>
-      <w:numFmt w:val="bullet"/>
-      <w:lvlText w:val="●"/>
-      <w:lvlJc w:val="left"/>
-      <w:pPr>
-        <w:ind w:left="5040" w:hanging="360"/>
-      </w:pPr>
-      <w:rPr>
-        <w:u w:val="none"/>
-      </w:rPr>
-    </w:lvl>
-    <w:lvl w:ilvl="7">
-      <w:start w:val="1"/>
-      <w:numFmt w:val="bullet"/>
-      <w:lvlText w:val="○"/>
-      <w:lvlJc w:val="left"/>
-      <w:pPr>
-        <w:ind w:left="5760" w:hanging="360"/>
-      </w:pPr>
-      <w:rPr>
-        <w:u w:val="none"/>
-      </w:rPr>
-    </w:lvl>
-    <w:lvl w:ilvl="8">
-      <w:start w:val="1"/>
-      <w:numFmt w:val="bullet"/>
-      <w:lvlText w:val="■"/>
-      <w:lvlJc w:val="left"/>
-      <w:pPr>
-        <w:ind w:left="6480" w:hanging="360"/>
-      </w:pPr>
-      <w:rPr>
-        <w:u w:val="none"/>
-      </w:rPr>
-    </w:lvl>
-  </w:abstractNum>
-  <w:abstractNum w:abstractNumId="4" w15:restartNumberingAfterBreak="0">
-    <w:nsid w:val="3F207D72"/>
-    <w:multiLevelType w:val="multilevel"/>
-    <w:tmpl w:val="90DE04F4"/>
-    <w:lvl w:ilvl="0">
-      <w:start w:val="1"/>
-      <w:numFmt w:val="bullet"/>
-      <w:lvlText w:val="●"/>
-      <w:lvlJc w:val="left"/>
-      <w:pPr>
-        <w:ind w:left="720" w:hanging="360"/>
-      </w:pPr>
-      <w:rPr>
-        <w:u w:val="none"/>
-      </w:rPr>
-    </w:lvl>
-    <w:lvl w:ilvl="1">
-      <w:start w:val="1"/>
-      <w:numFmt w:val="bullet"/>
-      <w:lvlText w:val="○"/>
-      <w:lvlJc w:val="left"/>
-      <w:pPr>
-        <w:ind w:left="1440" w:hanging="360"/>
-      </w:pPr>
-      <w:rPr>
-        <w:u w:val="none"/>
-      </w:rPr>
-    </w:lvl>
-    <w:lvl w:ilvl="2">
-      <w:start w:val="1"/>
-      <w:numFmt w:val="bullet"/>
-      <w:lvlText w:val="■"/>
-      <w:lvlJc w:val="left"/>
-      <w:pPr>
-        <w:ind w:left="2160" w:hanging="360"/>
-      </w:pPr>
-      <w:rPr>
-        <w:u w:val="none"/>
-      </w:rPr>
-    </w:lvl>
-    <w:lvl w:ilvl="3">
-      <w:start w:val="1"/>
-      <w:numFmt w:val="bullet"/>
-      <w:lvlText w:val="●"/>
-      <w:lvlJc w:val="left"/>
-      <w:pPr>
-        <w:ind w:left="2880" w:hanging="360"/>
-      </w:pPr>
-      <w:rPr>
-        <w:u w:val="none"/>
-      </w:rPr>
-    </w:lvl>
-    <w:lvl w:ilvl="4">
-      <w:start w:val="1"/>
-      <w:numFmt w:val="bullet"/>
-      <w:lvlText w:val="○"/>
-      <w:lvlJc w:val="left"/>
-      <w:pPr>
-        <w:ind w:left="3600" w:hanging="360"/>
-      </w:pPr>
-      <w:rPr>
-        <w:u w:val="none"/>
-      </w:rPr>
-    </w:lvl>
-    <w:lvl w:ilvl="5">
-      <w:start w:val="1"/>
-      <w:numFmt w:val="bullet"/>
-      <w:lvlText w:val="■"/>
-      <w:lvlJc w:val="left"/>
-      <w:pPr>
-        <w:ind w:left="4320" w:hanging="360"/>
-      </w:pPr>
-      <w:rPr>
-        <w:u w:val="none"/>
-      </w:rPr>
-    </w:lvl>
-    <w:lvl w:ilvl="6">
-      <w:start w:val="1"/>
-      <w:numFmt w:val="bullet"/>
-      <w:lvlText w:val="●"/>
-      <w:lvlJc w:val="left"/>
-      <w:pPr>
-        <w:ind w:left="5040" w:hanging="360"/>
-      </w:pPr>
-      <w:rPr>
-        <w:u w:val="none"/>
-      </w:rPr>
-    </w:lvl>
-    <w:lvl w:ilvl="7">
-      <w:start w:val="1"/>
-      <w:numFmt w:val="bullet"/>
-      <w:lvlText w:val="○"/>
-      <w:lvlJc w:val="left"/>
-      <w:pPr>
-        <w:ind w:left="5760" w:hanging="360"/>
-      </w:pPr>
-      <w:rPr>
-        <w:u w:val="none"/>
-      </w:rPr>
-    </w:lvl>
-    <w:lvl w:ilvl="8">
-      <w:start w:val="1"/>
-      <w:numFmt w:val="bullet"/>
-      <w:lvlText w:val="■"/>
-      <w:lvlJc w:val="left"/>
-      <w:pPr>
-        <w:ind w:left="6480" w:hanging="360"/>
-      </w:pPr>
-      <w:rPr>
-        <w:u w:val="none"/>
-      </w:rPr>
-    </w:lvl>
-  </w:abstractNum>
-  <w:abstractNum w:abstractNumId="5" w15:restartNumberingAfterBreak="0">
-    <w:nsid w:val="5FE36363"/>
-    <w:multiLevelType w:val="multilevel"/>
-    <w:tmpl w:val="1E3C6690"/>
-    <w:lvl w:ilvl="0">
-      <w:start w:val="1"/>
-      <w:numFmt w:val="bullet"/>
-      <w:lvlText w:val="●"/>
-      <w:lvlJc w:val="left"/>
-      <w:pPr>
-        <w:ind w:left="720" w:hanging="360"/>
-      </w:pPr>
-      <w:rPr>
-        <w:u w:val="none"/>
-      </w:rPr>
-    </w:lvl>
-    <w:lvl w:ilvl="1">
-      <w:start w:val="1"/>
-      <w:numFmt w:val="bullet"/>
-      <w:lvlText w:val="○"/>
-      <w:lvlJc w:val="left"/>
-      <w:pPr>
-        <w:ind w:left="1440" w:hanging="360"/>
-      </w:pPr>
-      <w:rPr>
-        <w:u w:val="none"/>
-      </w:rPr>
-    </w:lvl>
-    <w:lvl w:ilvl="2">
-      <w:start w:val="1"/>
-      <w:numFmt w:val="bullet"/>
-      <w:lvlText w:val="■"/>
-      <w:lvlJc w:val="left"/>
-      <w:pPr>
-        <w:ind w:left="2160" w:hanging="360"/>
-      </w:pPr>
-      <w:rPr>
-        <w:u w:val="none"/>
-      </w:rPr>
-    </w:lvl>
-    <w:lvl w:ilvl="3">
-      <w:start w:val="1"/>
-      <w:numFmt w:val="bullet"/>
-      <w:lvlText w:val="●"/>
-      <w:lvlJc w:val="left"/>
-      <w:pPr>
-        <w:ind w:left="2880" w:hanging="360"/>
-      </w:pPr>
-      <w:rPr>
-        <w:u w:val="none"/>
-      </w:rPr>
-    </w:lvl>
-    <w:lvl w:ilvl="4">
-      <w:start w:val="1"/>
-      <w:numFmt w:val="bullet"/>
-      <w:lvlText w:val="○"/>
-      <w:lvlJc w:val="left"/>
-      <w:pPr>
-        <w:ind w:left="3600" w:hanging="360"/>
-      </w:pPr>
-      <w:rPr>
-        <w:u w:val="none"/>
-      </w:rPr>
-    </w:lvl>
-    <w:lvl w:ilvl="5">
-      <w:start w:val="1"/>
-      <w:numFmt w:val="bullet"/>
-      <w:lvlText w:val="■"/>
-      <w:lvlJc w:val="left"/>
-      <w:pPr>
-        <w:ind w:left="4320" w:hanging="360"/>
-      </w:pPr>
-      <w:rPr>
-        <w:u w:val="none"/>
-      </w:rPr>
-    </w:lvl>
-    <w:lvl w:ilvl="6">
-      <w:start w:val="1"/>
-      <w:numFmt w:val="bullet"/>
-      <w:lvlText w:val="●"/>
-      <w:lvlJc w:val="left"/>
-      <w:pPr>
-        <w:ind w:left="5040" w:hanging="360"/>
-      </w:pPr>
-      <w:rPr>
-        <w:u w:val="none"/>
-      </w:rPr>
-    </w:lvl>
-    <w:lvl w:ilvl="7">
-      <w:start w:val="1"/>
-      <w:numFmt w:val="bullet"/>
-      <w:lvlText w:val="○"/>
-      <w:lvlJc w:val="left"/>
-      <w:pPr>
-        <w:ind w:left="5760" w:hanging="360"/>
-      </w:pPr>
-      <w:rPr>
-        <w:u w:val="none"/>
-      </w:rPr>
-    </w:lvl>
-    <w:lvl w:ilvl="8">
-      <w:start w:val="1"/>
-      <w:numFmt w:val="bullet"/>
-      <w:lvlText w:val="■"/>
-      <w:lvlJc w:val="left"/>
-      <w:pPr>
-        <w:ind w:left="6480" w:hanging="360"/>
-      </w:pPr>
-      <w:rPr>
-        <w:u w:val="none"/>
-      </w:rPr>
-    </w:lvl>
-  </w:abstractNum>
-  <w:abstractNum w:abstractNumId="6" w15:restartNumberingAfterBreak="0">
-    <w:nsid w:val="76420A34"/>
-    <w:multiLevelType w:val="multilevel"/>
-    <w:tmpl w:val="167E5F0C"/>
-    <w:lvl w:ilvl="0">
-      <w:start w:val="1"/>
-      <w:numFmt w:val="bullet"/>
-      <w:lvlText w:val="●"/>
-      <w:lvlJc w:val="left"/>
-      <w:pPr>
-        <w:ind w:left="720" w:hanging="360"/>
-      </w:pPr>
-      <w:rPr>
-        <w:u w:val="none"/>
-      </w:rPr>
-    </w:lvl>
-    <w:lvl w:ilvl="1">
-      <w:start w:val="1"/>
-      <w:numFmt w:val="decimal"/>
-      <w:lvlText w:val="%2."/>
-      <w:lvlJc w:val="left"/>
-      <w:pPr>
-        <w:ind w:left="1440" w:hanging="360"/>
-      </w:pPr>
-      <w:rPr>
-        <w:u w:val="none"/>
-      </w:rPr>
-    </w:lvl>
-    <w:lvl w:ilvl="2">
-      <w:start w:val="1"/>
-      <w:numFmt w:val="bullet"/>
-      <w:lvlText w:val="■"/>
-      <w:lvlJc w:val="left"/>
-      <w:pPr>
-        <w:ind w:left="2160" w:hanging="360"/>
-      </w:pPr>
-      <w:rPr>
-        <w:u w:val="none"/>
-      </w:rPr>
-    </w:lvl>
-    <w:lvl w:ilvl="3">
-      <w:start w:val="1"/>
-      <w:numFmt w:val="bullet"/>
-      <w:lvlText w:val="●"/>
-      <w:lvlJc w:val="left"/>
-      <w:pPr>
-        <w:ind w:left="2880" w:hanging="360"/>
-      </w:pPr>
-      <w:rPr>
-        <w:u w:val="none"/>
-      </w:rPr>
-    </w:lvl>
-    <w:lvl w:ilvl="4">
-      <w:start w:val="1"/>
-      <w:numFmt w:val="bullet"/>
-      <w:lvlText w:val="○"/>
-      <w:lvlJc w:val="left"/>
-      <w:pPr>
-        <w:ind w:left="3600" w:hanging="360"/>
-      </w:pPr>
-      <w:rPr>
-        <w:u w:val="none"/>
-      </w:rPr>
-    </w:lvl>
-    <w:lvl w:ilvl="5">
-      <w:start w:val="1"/>
-      <w:numFmt w:val="bullet"/>
-      <w:lvlText w:val="■"/>
-      <w:lvlJc w:val="left"/>
-      <w:pPr>
-        <w:ind w:left="4320" w:hanging="360"/>
-      </w:pPr>
-      <w:rPr>
-        <w:u w:val="none"/>
-      </w:rPr>
-    </w:lvl>
-    <w:lvl w:ilvl="6">
-      <w:start w:val="1"/>
-      <w:numFmt w:val="bullet"/>
-      <w:lvlText w:val="●"/>
-      <w:lvlJc w:val="left"/>
-      <w:pPr>
-        <w:ind w:left="5040" w:hanging="360"/>
-      </w:pPr>
-      <w:rPr>
-        <w:u w:val="none"/>
-      </w:rPr>
-    </w:lvl>
-    <w:lvl w:ilvl="7">
-      <w:start w:val="1"/>
-      <w:numFmt w:val="bullet"/>
-      <w:lvlText w:val="○"/>
-      <w:lvlJc w:val="left"/>
-      <w:pPr>
-        <w:ind w:left="5760" w:hanging="360"/>
-      </w:pPr>
-      <w:rPr>
-        <w:u w:val="none"/>
-      </w:rPr>
-    </w:lvl>
-    <w:lvl w:ilvl="8">
-      <w:start w:val="1"/>
-      <w:numFmt w:val="bullet"/>
-      <w:lvlText w:val="■"/>
-      <w:lvlJc w:val="left"/>
-      <w:pPr>
-        <w:ind w:left="6480" w:hanging="360"/>
-      </w:pPr>
-      <w:rPr>
-        <w:u w:val="none"/>
-      </w:rPr>
-    </w:lvl>
-  </w:abstractNum>
-  <w:abstractNum w:abstractNumId="7" w15:restartNumberingAfterBreak="0">
-    <w:nsid w:val="7E8054AD"/>
-    <w:multiLevelType w:val="multilevel"/>
-    <w:tmpl w:val="8F2611C4"/>
-    <w:lvl w:ilvl="0">
-      <w:start w:val="1"/>
-      <w:numFmt w:val="bullet"/>
-      <w:lvlText w:val="●"/>
-      <w:lvlJc w:val="left"/>
-      <w:pPr>
-        <w:ind w:left="720" w:hanging="360"/>
-      </w:pPr>
-      <w:rPr>
-        <w:u w:val="none"/>
-      </w:rPr>
-    </w:lvl>
-    <w:lvl w:ilvl="1">
-      <w:start w:val="1"/>
-      <w:numFmt w:val="bullet"/>
-      <w:lvlText w:val="○"/>
-      <w:lvlJc w:val="left"/>
-      <w:pPr>
-        <w:ind w:left="1440" w:hanging="360"/>
-      </w:pPr>
-      <w:rPr>
-        <w:u w:val="none"/>
-      </w:rPr>
-    </w:lvl>
-    <w:lvl w:ilvl="2">
-      <w:start w:val="1"/>
-      <w:numFmt w:val="bullet"/>
-      <w:lvlText w:val="■"/>
-      <w:lvlJc w:val="left"/>
-      <w:pPr>
-        <w:ind w:left="2160" w:hanging="360"/>
-      </w:pPr>
-      <w:rPr>
-        <w:u w:val="none"/>
-      </w:rPr>
-    </w:lvl>
-    <w:lvl w:ilvl="3">
-      <w:start w:val="1"/>
-      <w:numFmt w:val="bullet"/>
-      <w:lvlText w:val="●"/>
-      <w:lvlJc w:val="left"/>
-      <w:pPr>
-        <w:ind w:left="2880" w:hanging="360"/>
-      </w:pPr>
-      <w:rPr>
-        <w:u w:val="none"/>
-      </w:rPr>
-    </w:lvl>
-    <w:lvl w:ilvl="4">
-      <w:start w:val="1"/>
-      <w:numFmt w:val="bullet"/>
-      <w:lvlText w:val="○"/>
-      <w:lvlJc w:val="left"/>
-      <w:pPr>
-        <w:ind w:left="3600" w:hanging="360"/>
-      </w:pPr>
-      <w:rPr>
-        <w:u w:val="none"/>
-      </w:rPr>
-    </w:lvl>
-    <w:lvl w:ilvl="5">
-      <w:start w:val="1"/>
-      <w:numFmt w:val="bullet"/>
-      <w:lvlText w:val="■"/>
-      <w:lvlJc w:val="left"/>
-      <w:pPr>
-        <w:ind w:left="4320" w:hanging="360"/>
-      </w:pPr>
-      <w:rPr>
-        <w:u w:val="none"/>
-      </w:rPr>
-    </w:lvl>
-    <w:lvl w:ilvl="6">
-      <w:start w:val="1"/>
-      <w:numFmt w:val="bullet"/>
-      <w:lvlText w:val="●"/>
-      <w:lvlJc w:val="left"/>
-      <w:pPr>
-        <w:ind w:left="5040" w:hanging="360"/>
-      </w:pPr>
-      <w:rPr>
-        <w:u w:val="none"/>
-      </w:rPr>
-    </w:lvl>
-    <w:lvl w:ilvl="7">
-      <w:start w:val="1"/>
-      <w:numFmt w:val="bullet"/>
-      <w:lvlText w:val="○"/>
-      <w:lvlJc w:val="left"/>
-      <w:pPr>
-        <w:ind w:left="5760" w:hanging="360"/>
-      </w:pPr>
-      <w:rPr>
-        <w:u w:val="none"/>
-      </w:rPr>
-    </w:lvl>
-    <w:lvl w:ilvl="8">
-      <w:start w:val="1"/>
-      <w:numFmt w:val="bullet"/>
-      <w:lvlText w:val="■"/>
-      <w:lvlJc w:val="left"/>
-      <w:pPr>
-        <w:ind w:left="6480" w:hanging="360"/>
-      </w:pPr>
-      <w:rPr>
-        <w:u w:val="none"/>
-      </w:rPr>
-    </w:lvl>
-  </w:abstractNum>
   <w:num w:numId="1" w16cid:durableId="354893922">
-    <w:abstractNumId w:val="5"/>
+    <w:abstractNumId w:val="1"/>
   </w:num>
   <w:num w:numId="2" w16cid:durableId="322010652">
-    <w:abstractNumId w:val="7"/>
+    <w:abstractNumId w:val="2"/>
   </w:num>
   <w:num w:numId="3" w16cid:durableId="944071259">
-    <w:abstractNumId w:val="2"/>
-  </w:num>
-  <w:num w:numId="4" w16cid:durableId="1305163872">
-    <w:abstractNumId w:val="3"/>
-  </w:num>
-  <w:num w:numId="5" w16cid:durableId="2060781509">
-    <w:abstractNumId w:val="1"/>
-  </w:num>
-  <w:num w:numId="6" w16cid:durableId="19942166">
-    <w:abstractNumId w:val="6"/>
-  </w:num>
-  <w:num w:numId="7" w16cid:durableId="1824738669">
     <w:abstractNumId w:val="0"/>
-  </w:num>
-  <w:num w:numId="8" w16cid:durableId="209072455">
-    <w:abstractNumId w:val="4"/>
   </w:num>
 </w:numbering>
 </file>
@@ -2504,15 +1949,17 @@
   <w:docDefaults>
     <w:rPrDefault>
       <w:rPr>
-        <w:rFonts w:ascii="Arial" w:eastAsia="Arial" w:hAnsi="Arial" w:cs="Arial"/>
-        <w:sz w:val="22"/>
-        <w:szCs w:val="22"/>
-        <w:lang w:val="en" w:eastAsia="en-US" w:bidi="ar-SA"/>
+        <w:rFonts w:asciiTheme="minorHAnsi" w:eastAsiaTheme="minorHAnsi" w:hAnsiTheme="minorHAnsi" w:cstheme="minorBidi"/>
+        <w:kern w:val="2"/>
+        <w:sz w:val="24"/>
+        <w:szCs w:val="24"/>
+        <w:lang w:val="en-US" w:eastAsia="en-US" w:bidi="ar-SA"/>
+        <w14:ligatures w14:val="standardContextual"/>
       </w:rPr>
     </w:rPrDefault>
     <w:pPrDefault>
       <w:pPr>
-        <w:spacing w:line="276" w:lineRule="auto"/>
+        <w:spacing w:after="160" w:line="278" w:lineRule="auto"/>
       </w:pPr>
     </w:pPrDefault>
   </w:docDefaults>
@@ -2897,6 +2344,18 @@
   <w:style w:type="paragraph" w:default="1" w:styleId="Normal">
     <w:name w:val="Normal"/>
     <w:qFormat/>
+    <w:rsid w:val="005C5A3E"/>
+    <w:pPr>
+      <w:spacing w:after="0" w:line="276" w:lineRule="auto"/>
+    </w:pPr>
+    <w:rPr>
+      <w:rFonts w:ascii="Arial" w:eastAsia="Arial" w:hAnsi="Arial" w:cs="Arial"/>
+      <w:kern w:val="0"/>
+      <w:sz w:val="22"/>
+      <w:szCs w:val="22"/>
+      <w:lang w:val="en"/>
+      <w14:ligatures w14:val="none"/>
+    </w:rPr>
   </w:style>
   <w:style w:type="paragraph" w:styleId="Heading1">
     <w:name w:val="heading 1"/>
@@ -2905,13 +2364,16 @@
     <w:link w:val="Heading1Char"/>
     <w:uiPriority w:val="9"/>
     <w:qFormat/>
+    <w:rsid w:val="00962E36"/>
     <w:pPr>
       <w:keepNext/>
       <w:keepLines/>
-      <w:spacing w:before="400" w:after="120"/>
+      <w:spacing w:before="360" w:after="80"/>
       <w:outlineLvl w:val="0"/>
     </w:pPr>
     <w:rPr>
+      <w:rFonts w:asciiTheme="majorHAnsi" w:eastAsiaTheme="majorEastAsia" w:hAnsiTheme="majorHAnsi" w:cstheme="majorBidi"/>
+      <w:color w:val="2F5496" w:themeColor="accent1" w:themeShade="BF"/>
       <w:sz w:val="40"/>
       <w:szCs w:val="40"/>
     </w:rPr>
@@ -2924,13 +2386,16 @@
     <w:uiPriority w:val="9"/>
     <w:unhideWhenUsed/>
     <w:qFormat/>
+    <w:rsid w:val="00962E36"/>
     <w:pPr>
       <w:keepNext/>
       <w:keepLines/>
-      <w:spacing w:before="360" w:after="120"/>
+      <w:spacing w:before="160" w:after="80"/>
       <w:outlineLvl w:val="1"/>
     </w:pPr>
     <w:rPr>
+      <w:rFonts w:asciiTheme="majorHAnsi" w:eastAsiaTheme="majorEastAsia" w:hAnsiTheme="majorHAnsi" w:cstheme="majorBidi"/>
+      <w:color w:val="2F5496" w:themeColor="accent1" w:themeShade="BF"/>
       <w:sz w:val="32"/>
       <w:szCs w:val="32"/>
     </w:rPr>
@@ -2941,16 +2406,19 @@
     <w:next w:val="Normal"/>
     <w:link w:val="Heading3Char"/>
     <w:uiPriority w:val="9"/>
+    <w:semiHidden/>
     <w:unhideWhenUsed/>
     <w:qFormat/>
+    <w:rsid w:val="00962E36"/>
     <w:pPr>
       <w:keepNext/>
       <w:keepLines/>
-      <w:spacing w:before="320" w:after="80"/>
+      <w:spacing w:before="160" w:after="80"/>
       <w:outlineLvl w:val="2"/>
     </w:pPr>
     <w:rPr>
-      <w:color w:val="434343"/>
+      <w:rFonts w:eastAsiaTheme="majorEastAsia" w:cstheme="majorBidi"/>
+      <w:color w:val="2F5496" w:themeColor="accent1" w:themeShade="BF"/>
       <w:sz w:val="28"/>
       <w:szCs w:val="28"/>
     </w:rPr>
@@ -2959,56 +2427,130 @@
     <w:name w:val="heading 4"/>
     <w:basedOn w:val="Normal"/>
     <w:next w:val="Normal"/>
+    <w:link w:val="Heading4Char"/>
     <w:uiPriority w:val="9"/>
+    <w:semiHidden/>
     <w:unhideWhenUsed/>
     <w:qFormat/>
+    <w:rsid w:val="00962E36"/>
     <w:pPr>
       <w:keepNext/>
       <w:keepLines/>
-      <w:spacing w:before="280" w:after="80"/>
+      <w:spacing w:before="80" w:after="40"/>
       <w:outlineLvl w:val="3"/>
     </w:pPr>
     <w:rPr>
-      <w:color w:val="666666"/>
-      <w:sz w:val="24"/>
-      <w:szCs w:val="24"/>
+      <w:rFonts w:eastAsiaTheme="majorEastAsia" w:cstheme="majorBidi"/>
+      <w:i/>
+      <w:iCs/>
+      <w:color w:val="2F5496" w:themeColor="accent1" w:themeShade="BF"/>
     </w:rPr>
   </w:style>
   <w:style w:type="paragraph" w:styleId="Heading5">
     <w:name w:val="heading 5"/>
     <w:basedOn w:val="Normal"/>
     <w:next w:val="Normal"/>
+    <w:link w:val="Heading5Char"/>
     <w:uiPriority w:val="9"/>
     <w:semiHidden/>
     <w:unhideWhenUsed/>
     <w:qFormat/>
+    <w:rsid w:val="00962E36"/>
     <w:pPr>
       <w:keepNext/>
       <w:keepLines/>
-      <w:spacing w:before="240" w:after="80"/>
+      <w:spacing w:before="80" w:after="40"/>
       <w:outlineLvl w:val="4"/>
     </w:pPr>
     <w:rPr>
-      <w:color w:val="666666"/>
+      <w:rFonts w:eastAsiaTheme="majorEastAsia" w:cstheme="majorBidi"/>
+      <w:color w:val="2F5496" w:themeColor="accent1" w:themeShade="BF"/>
     </w:rPr>
   </w:style>
   <w:style w:type="paragraph" w:styleId="Heading6">
     <w:name w:val="heading 6"/>
     <w:basedOn w:val="Normal"/>
     <w:next w:val="Normal"/>
+    <w:link w:val="Heading6Char"/>
     <w:uiPriority w:val="9"/>
     <w:semiHidden/>
     <w:unhideWhenUsed/>
     <w:qFormat/>
+    <w:rsid w:val="00962E36"/>
     <w:pPr>
       <w:keepNext/>
       <w:keepLines/>
-      <w:spacing w:before="240" w:after="80"/>
+      <w:spacing w:before="40"/>
       <w:outlineLvl w:val="5"/>
     </w:pPr>
     <w:rPr>
+      <w:rFonts w:eastAsiaTheme="majorEastAsia" w:cstheme="majorBidi"/>
       <w:i/>
-      <w:color w:val="666666"/>
+      <w:iCs/>
+      <w:color w:val="595959" w:themeColor="text1" w:themeTint="A6"/>
+    </w:rPr>
+  </w:style>
+  <w:style w:type="paragraph" w:styleId="Heading7">
+    <w:name w:val="heading 7"/>
+    <w:basedOn w:val="Normal"/>
+    <w:next w:val="Normal"/>
+    <w:link w:val="Heading7Char"/>
+    <w:uiPriority w:val="9"/>
+    <w:semiHidden/>
+    <w:unhideWhenUsed/>
+    <w:qFormat/>
+    <w:rsid w:val="00962E36"/>
+    <w:pPr>
+      <w:keepNext/>
+      <w:keepLines/>
+      <w:spacing w:before="40"/>
+      <w:outlineLvl w:val="6"/>
+    </w:pPr>
+    <w:rPr>
+      <w:rFonts w:eastAsiaTheme="majorEastAsia" w:cstheme="majorBidi"/>
+      <w:color w:val="595959" w:themeColor="text1" w:themeTint="A6"/>
+    </w:rPr>
+  </w:style>
+  <w:style w:type="paragraph" w:styleId="Heading8">
+    <w:name w:val="heading 8"/>
+    <w:basedOn w:val="Normal"/>
+    <w:next w:val="Normal"/>
+    <w:link w:val="Heading8Char"/>
+    <w:uiPriority w:val="9"/>
+    <w:semiHidden/>
+    <w:unhideWhenUsed/>
+    <w:qFormat/>
+    <w:rsid w:val="00962E36"/>
+    <w:pPr>
+      <w:keepNext/>
+      <w:keepLines/>
+      <w:outlineLvl w:val="7"/>
+    </w:pPr>
+    <w:rPr>
+      <w:rFonts w:eastAsiaTheme="majorEastAsia" w:cstheme="majorBidi"/>
+      <w:i/>
+      <w:iCs/>
+      <w:color w:val="272727" w:themeColor="text1" w:themeTint="D8"/>
+    </w:rPr>
+  </w:style>
+  <w:style w:type="paragraph" w:styleId="Heading9">
+    <w:name w:val="heading 9"/>
+    <w:basedOn w:val="Normal"/>
+    <w:next w:val="Normal"/>
+    <w:link w:val="Heading9Char"/>
+    <w:uiPriority w:val="9"/>
+    <w:semiHidden/>
+    <w:unhideWhenUsed/>
+    <w:qFormat/>
+    <w:rsid w:val="00962E36"/>
+    <w:pPr>
+      <w:keepNext/>
+      <w:keepLines/>
+      <w:outlineLvl w:val="8"/>
+    </w:pPr>
+    <w:rPr>
+      <w:rFonts w:eastAsiaTheme="majorEastAsia" w:cstheme="majorBidi"/>
+      <w:color w:val="272727" w:themeColor="text1" w:themeTint="D8"/>
     </w:rPr>
   </w:style>
   <w:style w:type="character" w:default="1" w:styleId="DefaultParagraphFont">
@@ -3038,70 +2580,15 @@
     <w:semiHidden/>
     <w:unhideWhenUsed/>
   </w:style>
-  <w:style w:type="table" w:customStyle="1" w:styleId="TableNormal0">
-    <w:name w:val="TableNormal"/>
-    <w:tblPr>
-      <w:tblCellMar>
-        <w:top w:w="0" w:type="dxa"/>
-        <w:left w:w="0" w:type="dxa"/>
-        <w:bottom w:w="0" w:type="dxa"/>
-        <w:right w:w="0" w:type="dxa"/>
-      </w:tblCellMar>
-    </w:tblPr>
-  </w:style>
-  <w:style w:type="paragraph" w:styleId="Title">
-    <w:name w:val="Title"/>
-    <w:basedOn w:val="Normal"/>
-    <w:next w:val="Normal"/>
-    <w:uiPriority w:val="10"/>
-    <w:qFormat/>
-    <w:pPr>
-      <w:keepNext/>
-      <w:keepLines/>
-      <w:spacing w:after="60"/>
-    </w:pPr>
-    <w:rPr>
-      <w:sz w:val="52"/>
-      <w:szCs w:val="52"/>
-    </w:rPr>
-  </w:style>
-  <w:style w:type="paragraph" w:styleId="Subtitle">
-    <w:name w:val="Subtitle"/>
-    <w:basedOn w:val="Normal"/>
-    <w:next w:val="Normal"/>
-    <w:uiPriority w:val="11"/>
-    <w:qFormat/>
-    <w:pPr>
-      <w:keepNext/>
-      <w:keepLines/>
-      <w:spacing w:after="320"/>
-    </w:pPr>
-    <w:rPr>
-      <w:color w:val="666666"/>
-      <w:sz w:val="30"/>
-      <w:szCs w:val="30"/>
-    </w:rPr>
-  </w:style>
-  <w:style w:type="table" w:customStyle="1" w:styleId="a">
-    <w:basedOn w:val="TableNormal0"/>
-    <w:tblPr>
-      <w:tblStyleRowBandSize w:val="1"/>
-      <w:tblStyleColBandSize w:val="1"/>
-      <w:tblCellMar>
-        <w:top w:w="100" w:type="dxa"/>
-        <w:left w:w="100" w:type="dxa"/>
-        <w:bottom w:w="100" w:type="dxa"/>
-        <w:right w:w="100" w:type="dxa"/>
-      </w:tblCellMar>
-    </w:tblPr>
-  </w:style>
   <w:style w:type="character" w:customStyle="1" w:styleId="Heading1Char">
     <w:name w:val="Heading 1 Char"/>
     <w:basedOn w:val="DefaultParagraphFont"/>
     <w:link w:val="Heading1"/>
     <w:uiPriority w:val="9"/>
-    <w:rsid w:val="00B15F91"/>
+    <w:rsid w:val="00962E36"/>
     <w:rPr>
+      <w:rFonts w:asciiTheme="majorHAnsi" w:eastAsiaTheme="majorEastAsia" w:hAnsiTheme="majorHAnsi" w:cstheme="majorBidi"/>
+      <w:color w:val="2F5496" w:themeColor="accent1" w:themeShade="BF"/>
       <w:sz w:val="40"/>
       <w:szCs w:val="40"/>
     </w:rPr>
@@ -3111,8 +2598,10 @@
     <w:basedOn w:val="DefaultParagraphFont"/>
     <w:link w:val="Heading2"/>
     <w:uiPriority w:val="9"/>
-    <w:rsid w:val="00B15F91"/>
+    <w:rsid w:val="00962E36"/>
     <w:rPr>
+      <w:rFonts w:asciiTheme="majorHAnsi" w:eastAsiaTheme="majorEastAsia" w:hAnsiTheme="majorHAnsi" w:cstheme="majorBidi"/>
+      <w:color w:val="2F5496" w:themeColor="accent1" w:themeShade="BF"/>
       <w:sz w:val="32"/>
       <w:szCs w:val="32"/>
     </w:rPr>
@@ -3122,11 +2611,262 @@
     <w:basedOn w:val="DefaultParagraphFont"/>
     <w:link w:val="Heading3"/>
     <w:uiPriority w:val="9"/>
-    <w:rsid w:val="00B15F91"/>
+    <w:semiHidden/>
+    <w:rsid w:val="00962E36"/>
     <w:rPr>
-      <w:color w:val="434343"/>
+      <w:rFonts w:eastAsiaTheme="majorEastAsia" w:cstheme="majorBidi"/>
+      <w:color w:val="2F5496" w:themeColor="accent1" w:themeShade="BF"/>
       <w:sz w:val="28"/>
       <w:szCs w:val="28"/>
+    </w:rPr>
+  </w:style>
+  <w:style w:type="character" w:customStyle="1" w:styleId="Heading4Char">
+    <w:name w:val="Heading 4 Char"/>
+    <w:basedOn w:val="DefaultParagraphFont"/>
+    <w:link w:val="Heading4"/>
+    <w:uiPriority w:val="9"/>
+    <w:semiHidden/>
+    <w:rsid w:val="00962E36"/>
+    <w:rPr>
+      <w:rFonts w:eastAsiaTheme="majorEastAsia" w:cstheme="majorBidi"/>
+      <w:i/>
+      <w:iCs/>
+      <w:color w:val="2F5496" w:themeColor="accent1" w:themeShade="BF"/>
+    </w:rPr>
+  </w:style>
+  <w:style w:type="character" w:customStyle="1" w:styleId="Heading5Char">
+    <w:name w:val="Heading 5 Char"/>
+    <w:basedOn w:val="DefaultParagraphFont"/>
+    <w:link w:val="Heading5"/>
+    <w:uiPriority w:val="9"/>
+    <w:semiHidden/>
+    <w:rsid w:val="00962E36"/>
+    <w:rPr>
+      <w:rFonts w:eastAsiaTheme="majorEastAsia" w:cstheme="majorBidi"/>
+      <w:color w:val="2F5496" w:themeColor="accent1" w:themeShade="BF"/>
+    </w:rPr>
+  </w:style>
+  <w:style w:type="character" w:customStyle="1" w:styleId="Heading6Char">
+    <w:name w:val="Heading 6 Char"/>
+    <w:basedOn w:val="DefaultParagraphFont"/>
+    <w:link w:val="Heading6"/>
+    <w:uiPriority w:val="9"/>
+    <w:semiHidden/>
+    <w:rsid w:val="00962E36"/>
+    <w:rPr>
+      <w:rFonts w:eastAsiaTheme="majorEastAsia" w:cstheme="majorBidi"/>
+      <w:i/>
+      <w:iCs/>
+      <w:color w:val="595959" w:themeColor="text1" w:themeTint="A6"/>
+    </w:rPr>
+  </w:style>
+  <w:style w:type="character" w:customStyle="1" w:styleId="Heading7Char">
+    <w:name w:val="Heading 7 Char"/>
+    <w:basedOn w:val="DefaultParagraphFont"/>
+    <w:link w:val="Heading7"/>
+    <w:uiPriority w:val="9"/>
+    <w:semiHidden/>
+    <w:rsid w:val="00962E36"/>
+    <w:rPr>
+      <w:rFonts w:eastAsiaTheme="majorEastAsia" w:cstheme="majorBidi"/>
+      <w:color w:val="595959" w:themeColor="text1" w:themeTint="A6"/>
+    </w:rPr>
+  </w:style>
+  <w:style w:type="character" w:customStyle="1" w:styleId="Heading8Char">
+    <w:name w:val="Heading 8 Char"/>
+    <w:basedOn w:val="DefaultParagraphFont"/>
+    <w:link w:val="Heading8"/>
+    <w:uiPriority w:val="9"/>
+    <w:semiHidden/>
+    <w:rsid w:val="00962E36"/>
+    <w:rPr>
+      <w:rFonts w:eastAsiaTheme="majorEastAsia" w:cstheme="majorBidi"/>
+      <w:i/>
+      <w:iCs/>
+      <w:color w:val="272727" w:themeColor="text1" w:themeTint="D8"/>
+    </w:rPr>
+  </w:style>
+  <w:style w:type="character" w:customStyle="1" w:styleId="Heading9Char">
+    <w:name w:val="Heading 9 Char"/>
+    <w:basedOn w:val="DefaultParagraphFont"/>
+    <w:link w:val="Heading9"/>
+    <w:uiPriority w:val="9"/>
+    <w:semiHidden/>
+    <w:rsid w:val="00962E36"/>
+    <w:rPr>
+      <w:rFonts w:eastAsiaTheme="majorEastAsia" w:cstheme="majorBidi"/>
+      <w:color w:val="272727" w:themeColor="text1" w:themeTint="D8"/>
+    </w:rPr>
+  </w:style>
+  <w:style w:type="paragraph" w:styleId="Title">
+    <w:name w:val="Title"/>
+    <w:basedOn w:val="Normal"/>
+    <w:next w:val="Normal"/>
+    <w:link w:val="TitleChar"/>
+    <w:uiPriority w:val="10"/>
+    <w:qFormat/>
+    <w:rsid w:val="00962E36"/>
+    <w:pPr>
+      <w:spacing w:after="80" w:line="240" w:lineRule="auto"/>
+      <w:contextualSpacing/>
+    </w:pPr>
+    <w:rPr>
+      <w:rFonts w:asciiTheme="majorHAnsi" w:eastAsiaTheme="majorEastAsia" w:hAnsiTheme="majorHAnsi" w:cstheme="majorBidi"/>
+      <w:spacing w:val="-10"/>
+      <w:kern w:val="28"/>
+      <w:sz w:val="56"/>
+      <w:szCs w:val="56"/>
+    </w:rPr>
+  </w:style>
+  <w:style w:type="character" w:customStyle="1" w:styleId="TitleChar">
+    <w:name w:val="Title Char"/>
+    <w:basedOn w:val="DefaultParagraphFont"/>
+    <w:link w:val="Title"/>
+    <w:uiPriority w:val="10"/>
+    <w:rsid w:val="00962E36"/>
+    <w:rPr>
+      <w:rFonts w:asciiTheme="majorHAnsi" w:eastAsiaTheme="majorEastAsia" w:hAnsiTheme="majorHAnsi" w:cstheme="majorBidi"/>
+      <w:spacing w:val="-10"/>
+      <w:kern w:val="28"/>
+      <w:sz w:val="56"/>
+      <w:szCs w:val="56"/>
+    </w:rPr>
+  </w:style>
+  <w:style w:type="paragraph" w:styleId="Subtitle">
+    <w:name w:val="Subtitle"/>
+    <w:basedOn w:val="Normal"/>
+    <w:next w:val="Normal"/>
+    <w:link w:val="SubtitleChar"/>
+    <w:uiPriority w:val="11"/>
+    <w:qFormat/>
+    <w:rsid w:val="00962E36"/>
+    <w:pPr>
+      <w:numPr>
+        <w:ilvl w:val="1"/>
+      </w:numPr>
+    </w:pPr>
+    <w:rPr>
+      <w:rFonts w:eastAsiaTheme="majorEastAsia" w:cstheme="majorBidi"/>
+      <w:color w:val="595959" w:themeColor="text1" w:themeTint="A6"/>
+      <w:spacing w:val="15"/>
+      <w:sz w:val="28"/>
+      <w:szCs w:val="28"/>
+    </w:rPr>
+  </w:style>
+  <w:style w:type="character" w:customStyle="1" w:styleId="SubtitleChar">
+    <w:name w:val="Subtitle Char"/>
+    <w:basedOn w:val="DefaultParagraphFont"/>
+    <w:link w:val="Subtitle"/>
+    <w:uiPriority w:val="11"/>
+    <w:rsid w:val="00962E36"/>
+    <w:rPr>
+      <w:rFonts w:eastAsiaTheme="majorEastAsia" w:cstheme="majorBidi"/>
+      <w:color w:val="595959" w:themeColor="text1" w:themeTint="A6"/>
+      <w:spacing w:val="15"/>
+      <w:sz w:val="28"/>
+      <w:szCs w:val="28"/>
+    </w:rPr>
+  </w:style>
+  <w:style w:type="paragraph" w:styleId="Quote">
+    <w:name w:val="Quote"/>
+    <w:basedOn w:val="Normal"/>
+    <w:next w:val="Normal"/>
+    <w:link w:val="QuoteChar"/>
+    <w:uiPriority w:val="29"/>
+    <w:qFormat/>
+    <w:rsid w:val="00962E36"/>
+    <w:pPr>
+      <w:spacing w:before="160"/>
+      <w:jc w:val="center"/>
+    </w:pPr>
+    <w:rPr>
+      <w:i/>
+      <w:iCs/>
+      <w:color w:val="404040" w:themeColor="text1" w:themeTint="BF"/>
+    </w:rPr>
+  </w:style>
+  <w:style w:type="character" w:customStyle="1" w:styleId="QuoteChar">
+    <w:name w:val="Quote Char"/>
+    <w:basedOn w:val="DefaultParagraphFont"/>
+    <w:link w:val="Quote"/>
+    <w:uiPriority w:val="29"/>
+    <w:rsid w:val="00962E36"/>
+    <w:rPr>
+      <w:i/>
+      <w:iCs/>
+      <w:color w:val="404040" w:themeColor="text1" w:themeTint="BF"/>
+    </w:rPr>
+  </w:style>
+  <w:style w:type="paragraph" w:styleId="ListParagraph">
+    <w:name w:val="List Paragraph"/>
+    <w:basedOn w:val="Normal"/>
+    <w:uiPriority w:val="34"/>
+    <w:qFormat/>
+    <w:rsid w:val="00962E36"/>
+    <w:pPr>
+      <w:ind w:left="720"/>
+      <w:contextualSpacing/>
+    </w:pPr>
+  </w:style>
+  <w:style w:type="character" w:styleId="IntenseEmphasis">
+    <w:name w:val="Intense Emphasis"/>
+    <w:basedOn w:val="DefaultParagraphFont"/>
+    <w:uiPriority w:val="21"/>
+    <w:qFormat/>
+    <w:rsid w:val="00962E36"/>
+    <w:rPr>
+      <w:i/>
+      <w:iCs/>
+      <w:color w:val="2F5496" w:themeColor="accent1" w:themeShade="BF"/>
+    </w:rPr>
+  </w:style>
+  <w:style w:type="paragraph" w:styleId="IntenseQuote">
+    <w:name w:val="Intense Quote"/>
+    <w:basedOn w:val="Normal"/>
+    <w:next w:val="Normal"/>
+    <w:link w:val="IntenseQuoteChar"/>
+    <w:uiPriority w:val="30"/>
+    <w:qFormat/>
+    <w:rsid w:val="00962E36"/>
+    <w:pPr>
+      <w:pBdr>
+        <w:top w:val="single" w:sz="4" w:space="10" w:color="2F5496" w:themeColor="accent1" w:themeShade="BF"/>
+        <w:bottom w:val="single" w:sz="4" w:space="10" w:color="2F5496" w:themeColor="accent1" w:themeShade="BF"/>
+      </w:pBdr>
+      <w:spacing w:before="360" w:after="360"/>
+      <w:ind w:left="864" w:right="864"/>
+      <w:jc w:val="center"/>
+    </w:pPr>
+    <w:rPr>
+      <w:i/>
+      <w:iCs/>
+      <w:color w:val="2F5496" w:themeColor="accent1" w:themeShade="BF"/>
+    </w:rPr>
+  </w:style>
+  <w:style w:type="character" w:customStyle="1" w:styleId="IntenseQuoteChar">
+    <w:name w:val="Intense Quote Char"/>
+    <w:basedOn w:val="DefaultParagraphFont"/>
+    <w:link w:val="IntenseQuote"/>
+    <w:uiPriority w:val="30"/>
+    <w:rsid w:val="00962E36"/>
+    <w:rPr>
+      <w:i/>
+      <w:iCs/>
+      <w:color w:val="2F5496" w:themeColor="accent1" w:themeShade="BF"/>
+    </w:rPr>
+  </w:style>
+  <w:style w:type="character" w:styleId="IntenseReference">
+    <w:name w:val="Intense Reference"/>
+    <w:basedOn w:val="DefaultParagraphFont"/>
+    <w:uiPriority w:val="32"/>
+    <w:qFormat/>
+    <w:rsid w:val="00962E36"/>
+    <w:rPr>
+      <w:b/>
+      <w:bCs/>
+      <w:smallCaps/>
+      <w:color w:val="2F5496" w:themeColor="accent1" w:themeShade="BF"/>
+      <w:spacing w:val="5"/>
     </w:rPr>
   </w:style>
 </w:styles>
@@ -3143,44 +2883,44 @@
         <a:sysClr val="window" lastClr="FFFFFF"/>
       </a:lt1>
       <a:dk2>
-        <a:srgbClr val="1F497D"/>
+        <a:srgbClr val="44546A"/>
       </a:dk2>
       <a:lt2>
-        <a:srgbClr val="EEECE1"/>
+        <a:srgbClr val="E7E6E6"/>
       </a:lt2>
       <a:accent1>
-        <a:srgbClr val="4F81BD"/>
+        <a:srgbClr val="4472C4"/>
       </a:accent1>
       <a:accent2>
-        <a:srgbClr val="C0504D"/>
+        <a:srgbClr val="ED7D31"/>
       </a:accent2>
       <a:accent3>
-        <a:srgbClr val="9BBB59"/>
+        <a:srgbClr val="A5A5A5"/>
       </a:accent3>
       <a:accent4>
-        <a:srgbClr val="8064A2"/>
+        <a:srgbClr val="FFC000"/>
       </a:accent4>
       <a:accent5>
-        <a:srgbClr val="4BACC6"/>
+        <a:srgbClr val="5B9BD5"/>
       </a:accent5>
       <a:accent6>
-        <a:srgbClr val="F79646"/>
+        <a:srgbClr val="70AD47"/>
       </a:accent6>
       <a:hlink>
-        <a:srgbClr val="0000FF"/>
+        <a:srgbClr val="0563C1"/>
       </a:hlink>
       <a:folHlink>
-        <a:srgbClr val="800080"/>
+        <a:srgbClr val="954F72"/>
       </a:folHlink>
     </a:clrScheme>
     <a:fontScheme name="Office">
       <a:majorFont>
-        <a:latin typeface="Calibri"/>
+        <a:latin typeface="Calibri Light" panose="020F0302020204030204"/>
         <a:ea typeface=""/>
         <a:cs typeface=""/>
-        <a:font script="Jpan" typeface="ＭＳ ゴシック"/>
+        <a:font script="Jpan" typeface="游ゴシック Light"/>
         <a:font script="Hang" typeface="맑은 고딕"/>
-        <a:font script="Hans" typeface="宋体"/>
+        <a:font script="Hans" typeface="等线 Light"/>
         <a:font script="Hant" typeface="新細明體"/>
         <a:font script="Arab" typeface="Times New Roman"/>
         <a:font script="Hebr" typeface="Times New Roman"/>
@@ -3208,14 +2948,31 @@
         <a:font script="Viet" typeface="Times New Roman"/>
         <a:font script="Uigh" typeface="Microsoft Uighur"/>
         <a:font script="Geor" typeface="Sylfaen"/>
+        <a:font script="Armn" typeface="Arial"/>
+        <a:font script="Bugi" typeface="Leelawadee UI"/>
+        <a:font script="Bopo" typeface="Microsoft JhengHei"/>
+        <a:font script="Java" typeface="Javanese Text"/>
+        <a:font script="Lisu" typeface="Segoe UI"/>
+        <a:font script="Mymr" typeface="Myanmar Text"/>
+        <a:font script="Nkoo" typeface="Ebrima"/>
+        <a:font script="Olck" typeface="Nirmala UI"/>
+        <a:font script="Osma" typeface="Ebrima"/>
+        <a:font script="Phag" typeface="Phagspa"/>
+        <a:font script="Syrn" typeface="Estrangelo Edessa"/>
+        <a:font script="Syrj" typeface="Estrangelo Edessa"/>
+        <a:font script="Syre" typeface="Estrangelo Edessa"/>
+        <a:font script="Sora" typeface="Nirmala UI"/>
+        <a:font script="Tale" typeface="Microsoft Tai Le"/>
+        <a:font script="Talu" typeface="Microsoft New Tai Lue"/>
+        <a:font script="Tfng" typeface="Ebrima"/>
       </a:majorFont>
       <a:minorFont>
-        <a:latin typeface="Cambria"/>
+        <a:latin typeface="Calibri" panose="020F0502020204030204"/>
         <a:ea typeface=""/>
         <a:cs typeface=""/>
-        <a:font script="Jpan" typeface="ＭＳ 明朝"/>
+        <a:font script="Jpan" typeface="游ゴシック"/>
         <a:font script="Hang" typeface="맑은 고딕"/>
-        <a:font script="Hans" typeface="宋体"/>
+        <a:font script="Hans" typeface="等线"/>
         <a:font script="Hant" typeface="新細明體"/>
         <a:font script="Arab" typeface="Arial"/>
         <a:font script="Hebr" typeface="Arial"/>
@@ -3243,6 +3000,23 @@
         <a:font script="Viet" typeface="Arial"/>
         <a:font script="Uigh" typeface="Microsoft Uighur"/>
         <a:font script="Geor" typeface="Sylfaen"/>
+        <a:font script="Armn" typeface="Arial"/>
+        <a:font script="Bugi" typeface="Leelawadee UI"/>
+        <a:font script="Bopo" typeface="Microsoft JhengHei"/>
+        <a:font script="Java" typeface="Javanese Text"/>
+        <a:font script="Lisu" typeface="Segoe UI"/>
+        <a:font script="Mymr" typeface="Myanmar Text"/>
+        <a:font script="Nkoo" typeface="Ebrima"/>
+        <a:font script="Olck" typeface="Nirmala UI"/>
+        <a:font script="Osma" typeface="Ebrima"/>
+        <a:font script="Phag" typeface="Phagspa"/>
+        <a:font script="Syrn" typeface="Estrangelo Edessa"/>
+        <a:font script="Syrj" typeface="Estrangelo Edessa"/>
+        <a:font script="Syre" typeface="Estrangelo Edessa"/>
+        <a:font script="Sora" typeface="Nirmala UI"/>
+        <a:font script="Tale" typeface="Microsoft Tai Le"/>
+        <a:font script="Talu" typeface="Microsoft New Tai Lue"/>
+        <a:font script="Tfng" typeface="Ebrima"/>
       </a:minorFont>
     </a:fontScheme>
     <a:fmtScheme name="Office">
@@ -3254,200 +3028,141 @@
           <a:gsLst>
             <a:gs pos="0">
               <a:schemeClr val="phClr">
-                <a:tint val="50000"/>
-                <a:satMod val="300000"/>
+                <a:lumMod val="110000"/>
+                <a:satMod val="105000"/>
+                <a:tint val="67000"/>
               </a:schemeClr>
             </a:gs>
-            <a:gs pos="35000">
+            <a:gs pos="50000">
               <a:schemeClr val="phClr">
-                <a:tint val="37000"/>
-                <a:satMod val="300000"/>
+                <a:lumMod val="105000"/>
+                <a:satMod val="103000"/>
+                <a:tint val="73000"/>
               </a:schemeClr>
             </a:gs>
             <a:gs pos="100000">
               <a:schemeClr val="phClr">
-                <a:tint val="15000"/>
-                <a:satMod val="350000"/>
+                <a:lumMod val="105000"/>
+                <a:satMod val="109000"/>
+                <a:tint val="81000"/>
               </a:schemeClr>
             </a:gs>
           </a:gsLst>
-          <a:lin ang="16200000" scaled="1"/>
+          <a:lin ang="5400000" scaled="0"/>
         </a:gradFill>
         <a:gradFill rotWithShape="1">
           <a:gsLst>
             <a:gs pos="0">
               <a:schemeClr val="phClr">
-                <a:tint val="100000"/>
+                <a:satMod val="103000"/>
+                <a:lumMod val="102000"/>
+                <a:tint val="94000"/>
+              </a:schemeClr>
+            </a:gs>
+            <a:gs pos="50000">
+              <a:schemeClr val="phClr">
+                <a:satMod val="110000"/>
+                <a:lumMod val="100000"/>
                 <a:shade val="100000"/>
-                <a:satMod val="130000"/>
               </a:schemeClr>
             </a:gs>
             <a:gs pos="100000">
               <a:schemeClr val="phClr">
-                <a:tint val="50000"/>
-                <a:shade val="100000"/>
-                <a:satMod val="350000"/>
+                <a:lumMod val="99000"/>
+                <a:satMod val="120000"/>
+                <a:shade val="78000"/>
               </a:schemeClr>
             </a:gs>
           </a:gsLst>
-          <a:lin ang="16200000" scaled="0"/>
+          <a:lin ang="5400000" scaled="0"/>
         </a:gradFill>
       </a:fillStyleLst>
       <a:lnStyleLst>
-        <a:ln w="9525" cap="flat" cmpd="sng" algn="ctr">
-          <a:solidFill>
-            <a:schemeClr val="phClr">
-              <a:shade val="95000"/>
-              <a:satMod val="105000"/>
-            </a:schemeClr>
-          </a:solidFill>
-          <a:prstDash val="solid"/>
-        </a:ln>
-        <a:ln w="25400" cap="flat" cmpd="sng" algn="ctr">
+        <a:ln w="6350" cap="flat" cmpd="sng" algn="ctr">
           <a:solidFill>
             <a:schemeClr val="phClr"/>
           </a:solidFill>
           <a:prstDash val="solid"/>
+          <a:miter lim="800000"/>
         </a:ln>
-        <a:ln w="38100" cap="flat" cmpd="sng" algn="ctr">
+        <a:ln w="12700" cap="flat" cmpd="sng" algn="ctr">
           <a:solidFill>
             <a:schemeClr val="phClr"/>
           </a:solidFill>
           <a:prstDash val="solid"/>
+          <a:miter lim="800000"/>
+        </a:ln>
+        <a:ln w="19050" cap="flat" cmpd="sng" algn="ctr">
+          <a:solidFill>
+            <a:schemeClr val="phClr"/>
+          </a:solidFill>
+          <a:prstDash val="solid"/>
+          <a:miter lim="800000"/>
         </a:ln>
       </a:lnStyleLst>
       <a:effectStyleLst>
         <a:effectStyle>
+          <a:effectLst/>
+        </a:effectStyle>
+        <a:effectStyle>
+          <a:effectLst/>
+        </a:effectStyle>
+        <a:effectStyle>
           <a:effectLst>
-            <a:outerShdw blurRad="40000" dist="20000" dir="5400000" rotWithShape="0">
+            <a:outerShdw blurRad="57150" dist="19050" dir="5400000" algn="ctr" rotWithShape="0">
               <a:srgbClr val="000000">
-                <a:alpha val="38000"/>
+                <a:alpha val="63000"/>
               </a:srgbClr>
             </a:outerShdw>
           </a:effectLst>
-        </a:effectStyle>
-        <a:effectStyle>
-          <a:effectLst>
-            <a:outerShdw blurRad="40000" dist="23000" dir="5400000" rotWithShape="0">
-              <a:srgbClr val="000000">
-                <a:alpha val="35000"/>
-              </a:srgbClr>
-            </a:outerShdw>
-          </a:effectLst>
-        </a:effectStyle>
-        <a:effectStyle>
-          <a:effectLst>
-            <a:outerShdw blurRad="40000" dist="23000" dir="5400000" rotWithShape="0">
-              <a:srgbClr val="000000">
-                <a:alpha val="35000"/>
-              </a:srgbClr>
-            </a:outerShdw>
-          </a:effectLst>
-          <a:scene3d>
-            <a:camera prst="orthographicFront">
-              <a:rot lat="0" lon="0" rev="0"/>
-            </a:camera>
-            <a:lightRig rig="threePt" dir="t">
-              <a:rot lat="0" lon="0" rev="1200000"/>
-            </a:lightRig>
-          </a:scene3d>
-          <a:sp3d>
-            <a:bevelT w="63500" h="25400"/>
-          </a:sp3d>
         </a:effectStyle>
       </a:effectStyleLst>
       <a:bgFillStyleLst>
         <a:solidFill>
           <a:schemeClr val="phClr"/>
         </a:solidFill>
+        <a:solidFill>
+          <a:schemeClr val="phClr">
+            <a:tint val="95000"/>
+            <a:satMod val="170000"/>
+          </a:schemeClr>
+        </a:solidFill>
         <a:gradFill rotWithShape="1">
           <a:gsLst>
             <a:gs pos="0">
               <a:schemeClr val="phClr">
-                <a:tint val="40000"/>
-                <a:satMod val="350000"/>
+                <a:tint val="93000"/>
+                <a:satMod val="150000"/>
+                <a:shade val="98000"/>
+                <a:lumMod val="102000"/>
               </a:schemeClr>
             </a:gs>
-            <a:gs pos="40000">
+            <a:gs pos="50000">
               <a:schemeClr val="phClr">
-                <a:tint val="45000"/>
-                <a:shade val="99000"/>
-                <a:satMod val="350000"/>
+                <a:tint val="98000"/>
+                <a:satMod val="130000"/>
+                <a:shade val="90000"/>
+                <a:lumMod val="103000"/>
               </a:schemeClr>
             </a:gs>
             <a:gs pos="100000">
               <a:schemeClr val="phClr">
-                <a:shade val="20000"/>
-                <a:satMod val="255000"/>
+                <a:shade val="63000"/>
+                <a:satMod val="120000"/>
               </a:schemeClr>
             </a:gs>
           </a:gsLst>
-          <a:path path="circle">
-            <a:fillToRect l="50000" t="-80000" r="50000" b="180000"/>
-          </a:path>
-        </a:gradFill>
-        <a:gradFill rotWithShape="1">
-          <a:gsLst>
-            <a:gs pos="0">
-              <a:schemeClr val="phClr">
-                <a:tint val="80000"/>
-                <a:satMod val="300000"/>
-              </a:schemeClr>
-            </a:gs>
-            <a:gs pos="100000">
-              <a:schemeClr val="phClr">
-                <a:shade val="30000"/>
-                <a:satMod val="200000"/>
-              </a:schemeClr>
-            </a:gs>
-          </a:gsLst>
-          <a:path path="circle">
-            <a:fillToRect l="50000" t="50000" r="50000" b="50000"/>
-          </a:path>
+          <a:lin ang="5400000" scaled="0"/>
         </a:gradFill>
       </a:bgFillStyleLst>
     </a:fmtScheme>
   </a:themeElements>
-  <a:objectDefaults>
-    <a:spDef>
-      <a:spPr/>
-      <a:bodyPr/>
-      <a:lstStyle/>
-      <a:style>
-        <a:lnRef idx="1">
-          <a:schemeClr val="accent1"/>
-        </a:lnRef>
-        <a:fillRef idx="3">
-          <a:schemeClr val="accent1"/>
-        </a:fillRef>
-        <a:effectRef idx="2">
-          <a:schemeClr val="accent1"/>
-        </a:effectRef>
-        <a:fontRef idx="minor">
-          <a:schemeClr val="lt1"/>
-        </a:fontRef>
-      </a:style>
-    </a:spDef>
-    <a:lnDef>
-      <a:spPr/>
-      <a:bodyPr/>
-      <a:lstStyle/>
-      <a:style>
-        <a:lnRef idx="2">
-          <a:schemeClr val="accent1"/>
-        </a:lnRef>
-        <a:fillRef idx="0">
-          <a:schemeClr val="accent1"/>
-        </a:fillRef>
-        <a:effectRef idx="1">
-          <a:schemeClr val="accent1"/>
-        </a:effectRef>
-        <a:fontRef idx="minor">
-          <a:schemeClr val="tx1"/>
-        </a:fontRef>
-      </a:style>
-    </a:lnDef>
-  </a:objectDefaults>
+  <a:objectDefaults/>
   <a:extraClrSchemeLst/>
+  <a:extLst>
+    <a:ext uri="{05A4C25C-085E-4340-85A3-A5531E510DB2}">
+      <thm15:themeFamily xmlns:thm15="http://schemas.microsoft.com/office/thememl/2012/main" name="Office Theme" id="{62F939B6-93AF-4DB8-9C6B-D6C7DFDC589F}" vid="{4A3C46E8-61CC-4603-A589-7422A47A8E4A}"/>
+    </a:ext>
+  </a:extLst>
 </a:theme>
 </file>